--- a/Files/05 - Devarim/04 - Re'eh/5783/Re'eh 5783.docx
+++ b/Files/05 - Devarim/04 - Re'eh/5783/Re'eh 5783.docx
@@ -1397,7 +1397,7 @@
         <w:rPr>
           <w:rFonts w:ascii="Times New Roman" w:hAnsi="Times New Roman" w:cs="Times New Roman"/>
         </w:rPr>
-        <w:t xml:space="preserve"> means </w:t>
+        <w:t xml:space="preserve"> means</w:t>
       </w:r>
       <w:r>
         <w:rPr>
@@ -1556,7 +1556,19 @@
         <w:rPr>
           <w:rFonts w:ascii="Times New Roman" w:hAnsi="Times New Roman" w:cs="Times New Roman"/>
         </w:rPr>
-        <w:t xml:space="preserve">. That’s what the </w:t>
+        <w:t>. That</w:t>
+      </w:r>
+      <w:r>
+        <w:rPr>
+          <w:rFonts w:ascii="Times New Roman" w:hAnsi="Times New Roman" w:cs="Times New Roman"/>
+        </w:rPr>
+        <w:t>’</w:t>
+      </w:r>
+      <w:r>
+        <w:rPr>
+          <w:rFonts w:ascii="Times New Roman" w:hAnsi="Times New Roman" w:cs="Times New Roman"/>
+        </w:rPr>
+        <w:t xml:space="preserve">s what the </w:t>
       </w:r>
       <w:r>
         <w:rPr>
@@ -1684,7 +1696,7 @@
     <w:p>
       <w:pPr>
         <w:spacing w:after="0"/>
-        <w:jc w:val="both"/>
+        <w:jc w:val="right"/>
         <w:rPr>
           <w:rFonts w:ascii="Times New Roman" w:hAnsi="Times New Roman" w:cs="Times New Roman"/>
         </w:rPr>
@@ -1699,6 +1711,7 @@
       <w:r>
         <w:rPr>
           <w:rFonts w:ascii="Times New Roman" w:hAnsi="Times New Roman" w:cs="Times New Roman"/>
+          <w:rtl/>
         </w:rPr>
         <w:t xml:space="preserve"> - </w:t>
       </w:r>
@@ -1713,7 +1726,7 @@
     <w:p>
       <w:pPr>
         <w:spacing w:after="0"/>
-        <w:jc w:val="both"/>
+        <w:jc w:val="right"/>
         <w:rPr>
           <w:rFonts w:ascii="Times New Roman" w:hAnsi="Times New Roman" w:cs="Times New Roman"/>
         </w:rPr>
@@ -1728,15 +1741,9 @@
       <w:r>
         <w:rPr>
           <w:rFonts w:ascii="Times New Roman" w:hAnsi="Times New Roman" w:cs="Times New Roman"/>
+          <w:rtl/>
         </w:rPr>
         <w:t xml:space="preserve"> - </w:t>
-      </w:r>
-      <w:r>
-        <w:rPr>
-          <w:rFonts w:ascii="Times New Roman" w:hAnsi="Times New Roman" w:cs="Times New Roman"/>
-          <w:rtl/>
-        </w:rPr>
-        <w:t xml:space="preserve"> </w:t>
       </w:r>
       <w:r>
         <w:rPr>
@@ -1749,7 +1756,7 @@
     <w:p>
       <w:pPr>
         <w:spacing w:after="0"/>
-        <w:jc w:val="both"/>
+        <w:jc w:val="right"/>
         <w:rPr>
           <w:rFonts w:ascii="Times New Roman" w:hAnsi="Times New Roman" w:cs="Times New Roman"/>
         </w:rPr>
@@ -1764,15 +1771,9 @@
       <w:r>
         <w:rPr>
           <w:rFonts w:ascii="Times New Roman" w:hAnsi="Times New Roman" w:cs="Times New Roman"/>
+          <w:rtl/>
         </w:rPr>
         <w:t xml:space="preserve"> - </w:t>
-      </w:r>
-      <w:r>
-        <w:rPr>
-          <w:rFonts w:ascii="Times New Roman" w:hAnsi="Times New Roman" w:cs="Times New Roman"/>
-          <w:rtl/>
-        </w:rPr>
-        <w:t xml:space="preserve"> </w:t>
       </w:r>
       <w:r>
         <w:rPr>
@@ -1785,20 +1786,13 @@
     <w:p>
       <w:pPr>
         <w:spacing w:after="0"/>
-        <w:jc w:val="both"/>
+        <w:jc w:val="right"/>
         <w:rPr>
           <w:rFonts w:ascii="Times New Roman" w:hAnsi="Times New Roman" w:cs="Times New Roman"/>
         </w:rPr>
       </w:pPr>
       <w:r>
         <w:rPr>
-          <w:rFonts w:ascii="Times New Roman" w:hAnsi="Times New Roman" w:cs="Times New Roman"/>
-          <w:rtl/>
-        </w:rPr>
-        <w:t xml:space="preserve"> </w:t>
-      </w:r>
-      <w:r>
-        <w:rPr>
           <w:rFonts w:ascii="Times New Roman" w:hAnsi="Times New Roman" w:cs="Times New Roman" w:hint="cs"/>
           <w:rtl/>
         </w:rPr>
@@ -1807,15 +1801,9 @@
       <w:r>
         <w:rPr>
           <w:rFonts w:ascii="Times New Roman" w:hAnsi="Times New Roman" w:cs="Times New Roman"/>
+          <w:rtl/>
         </w:rPr>
         <w:t xml:space="preserve">- </w:t>
-      </w:r>
-      <w:r>
-        <w:rPr>
-          <w:rFonts w:ascii="Times New Roman" w:hAnsi="Times New Roman" w:cs="Times New Roman"/>
-          <w:rtl/>
-        </w:rPr>
-        <w:t xml:space="preserve"> </w:t>
       </w:r>
       <w:r>
         <w:rPr>
@@ -1828,20 +1816,13 @@
     <w:p>
       <w:pPr>
         <w:spacing w:after="0"/>
-        <w:jc w:val="both"/>
+        <w:jc w:val="right"/>
         <w:rPr>
           <w:rFonts w:ascii="Times New Roman" w:hAnsi="Times New Roman" w:cs="Times New Roman"/>
         </w:rPr>
       </w:pPr>
       <w:r>
         <w:rPr>
-          <w:rFonts w:ascii="Times New Roman" w:hAnsi="Times New Roman" w:cs="Times New Roman"/>
-          <w:rtl/>
-        </w:rPr>
-        <w:t xml:space="preserve"> </w:t>
-      </w:r>
-      <w:r>
-        <w:rPr>
           <w:rFonts w:ascii="Times New Roman" w:hAnsi="Times New Roman" w:cs="Times New Roman" w:hint="cs"/>
           <w:rtl/>
         </w:rPr>
@@ -1850,15 +1831,9 @@
       <w:r>
         <w:rPr>
           <w:rFonts w:ascii="Times New Roman" w:hAnsi="Times New Roman" w:cs="Times New Roman"/>
+          <w:rtl/>
         </w:rPr>
         <w:t xml:space="preserve">- </w:t>
-      </w:r>
-      <w:r>
-        <w:rPr>
-          <w:rFonts w:ascii="Times New Roman" w:hAnsi="Times New Roman" w:cs="Times New Roman"/>
-          <w:rtl/>
-        </w:rPr>
-        <w:t xml:space="preserve"> </w:t>
       </w:r>
       <w:r>
         <w:rPr>

--- a/Files/05 - Devarim/04 - Re'eh/5783/Re'eh 5783.docx
+++ b/Files/05 - Devarim/04 - Re'eh/5783/Re'eh 5783.docx
@@ -1722,15 +1722,12 @@
         </w:rPr>
         <w:t>והקרן</w:t>
       </w:r>
-    </w:p>
-    <w:p>
-      <w:pPr>
-        <w:spacing w:after="0"/>
-        <w:jc w:val="right"/>
-        <w:rPr>
-          <w:rFonts w:ascii="Times New Roman" w:hAnsi="Times New Roman" w:cs="Times New Roman"/>
-        </w:rPr>
-      </w:pPr>
+      <w:r>
+        <w:rPr>
+          <w:rFonts w:ascii="Times New Roman" w:hAnsi="Times New Roman" w:cs="Times New Roman"/>
+        </w:rPr>
+        <w:br/>
+      </w:r>
       <w:r>
         <w:rPr>
           <w:rFonts w:ascii="Times New Roman" w:hAnsi="Times New Roman" w:cs="Times New Roman" w:hint="cs"/>
@@ -1752,15 +1749,12 @@
         </w:rPr>
         <w:t>קיימת</w:t>
       </w:r>
-    </w:p>
-    <w:p>
-      <w:pPr>
-        <w:spacing w:after="0"/>
-        <w:jc w:val="right"/>
-        <w:rPr>
-          <w:rFonts w:ascii="Times New Roman" w:hAnsi="Times New Roman" w:cs="Times New Roman"/>
-        </w:rPr>
-      </w:pPr>
+      <w:r>
+        <w:rPr>
+          <w:rFonts w:ascii="Times New Roman" w:hAnsi="Times New Roman" w:cs="Times New Roman"/>
+        </w:rPr>
+        <w:br/>
+      </w:r>
       <w:r>
         <w:rPr>
           <w:rFonts w:ascii="Times New Roman" w:hAnsi="Times New Roman" w:cs="Times New Roman" w:hint="cs"/>
@@ -1782,15 +1776,12 @@
         </w:rPr>
         <w:t>לו</w:t>
       </w:r>
-    </w:p>
-    <w:p>
-      <w:pPr>
-        <w:spacing w:after="0"/>
-        <w:jc w:val="right"/>
-        <w:rPr>
-          <w:rFonts w:ascii="Times New Roman" w:hAnsi="Times New Roman" w:cs="Times New Roman"/>
-        </w:rPr>
-      </w:pPr>
+      <w:r>
+        <w:rPr>
+          <w:rFonts w:ascii="Times New Roman" w:hAnsi="Times New Roman" w:cs="Times New Roman"/>
+        </w:rPr>
+        <w:br/>
+      </w:r>
       <w:r>
         <w:rPr>
           <w:rFonts w:ascii="Times New Roman" w:hAnsi="Times New Roman" w:cs="Times New Roman" w:hint="cs"/>
@@ -1803,7 +1794,7 @@
           <w:rFonts w:ascii="Times New Roman" w:hAnsi="Times New Roman" w:cs="Times New Roman"/>
           <w:rtl/>
         </w:rPr>
-        <w:t xml:space="preserve">- </w:t>
+        <w:t xml:space="preserve"> - </w:t>
       </w:r>
       <w:r>
         <w:rPr>
@@ -1812,15 +1803,12 @@
         </w:rPr>
         <w:t>לעולם</w:t>
       </w:r>
-    </w:p>
-    <w:p>
-      <w:pPr>
-        <w:spacing w:after="0"/>
-        <w:jc w:val="right"/>
-        <w:rPr>
-          <w:rFonts w:ascii="Times New Roman" w:hAnsi="Times New Roman" w:cs="Times New Roman"/>
-        </w:rPr>
-      </w:pPr>
+      <w:r>
+        <w:rPr>
+          <w:rFonts w:ascii="Times New Roman" w:hAnsi="Times New Roman" w:cs="Times New Roman"/>
+        </w:rPr>
+        <w:br/>
+      </w:r>
       <w:r>
         <w:rPr>
           <w:rFonts w:ascii="Times New Roman" w:hAnsi="Times New Roman" w:cs="Times New Roman" w:hint="cs"/>
@@ -1833,7 +1821,7 @@
           <w:rFonts w:ascii="Times New Roman" w:hAnsi="Times New Roman" w:cs="Times New Roman"/>
           <w:rtl/>
         </w:rPr>
-        <w:t xml:space="preserve">- </w:t>
+        <w:t xml:space="preserve"> - </w:t>
       </w:r>
       <w:r>
         <w:rPr>
@@ -1842,14 +1830,12 @@
         </w:rPr>
         <w:t>הבא</w:t>
       </w:r>
-    </w:p>
-    <w:p>
-      <w:pPr>
-        <w:jc w:val="both"/>
-        <w:rPr>
-          <w:rFonts w:ascii="Times New Roman" w:hAnsi="Times New Roman" w:cs="Times New Roman"/>
-        </w:rPr>
-      </w:pPr>
+      <w:r>
+        <w:rPr>
+          <w:rFonts w:ascii="Times New Roman" w:hAnsi="Times New Roman" w:cs="Times New Roman"/>
+        </w:rPr>
+        <w:br/>
+      </w:r>
       <w:r>
         <w:rPr>
           <w:rFonts w:ascii="Times New Roman" w:hAnsi="Times New Roman" w:cs="Times New Roman" w:hint="cs"/>
